--- a/Student_Information_System_Project/MeetingReport_Student_Information_System.docx
+++ b/Student_Information_System_Project/MeetingReport_Student_Information_System.docx
@@ -45,6 +45,11 @@
           <w:color w:val="000000" w:themeColor="text1"/>
         </w:rPr>
       </w:pPr>
+      <w:r>
+        <w:rPr>
+          <w:color w:val="000000" w:themeColor="text1"/>
+        </w:rPr>
+      </w:r>
       <w:r>
         <w:rPr>
           <w:color w:val="000000" w:themeColor="text1"/>
@@ -345,7 +350,7 @@
                 <w:sz w:val="22"/>
                 <w:szCs w:val="22"/>
               </w:rPr>
-              <w:t xml:space="preserve">18:00 PM</w:t>
+              <w:t xml:space="preserve">17:00 PM</w:t>
             </w:r>
             <w:r>
               <w:rPr>
@@ -438,7 +443,7 @@
                 <w:sz w:val="22"/>
                 <w:szCs w:val="22"/>
               </w:rPr>
-              <w:t xml:space="preserve">19:30 PM</w:t>
+              <w:t xml:space="preserve">16:30 PM</w:t>
             </w:r>
             <w:r>
               <w:rPr>
@@ -953,6 +958,11 @@
           <w:color w:val="000000" w:themeColor="text1"/>
         </w:rPr>
       </w:r>
+      <w:r>
+        <w:rPr>
+          <w:color w:val="000000" w:themeColor="text1"/>
+        </w:rPr>
+      </w:r>
     </w:p>
     <w:p>
       <w:pPr>
@@ -1006,12 +1016,7 @@
           <w:sz w:val="22"/>
           <w:szCs w:val="22"/>
         </w:rPr>
-        <w:t xml:space="preserve">Review of teacher’s email requirements: state diagram for each user role and ERD diagram for the whole system.</w:t>
-      </w:r>
-      <w:r>
-        <w:rPr>
-          <w:color w:val="000000" w:themeColor="text1"/>
-        </w:rPr>
+        <w:t xml:space="preserve">Review of teacher’s email requirements: sequence diagram for each user role functional requirement and fix ERD diagram.</w:t>
       </w:r>
       <w:r>
         <w:rPr>
@@ -1038,161 +1043,41 @@
           <w:color w:val="000000" w:themeColor="text1"/>
           <w:sz w:val="22"/>
           <w:szCs w:val="22"/>
+          <w:highlight w:val="none"/>
         </w:rPr>
-        <w:t xml:space="preserve">Discussion of the use case table that was missing from the previous document version and its addition to Section 5.1.</w:t>
+        <w:t xml:space="preserve">Do the class diagram.</w:t>
       </w:r>
+      <w:r>
+        <w:rPr>
+          <w:color w:val="000000" w:themeColor="text1"/>
+          <w:sz w:val="22"/>
+          <w:szCs w:val="22"/>
+          <w:highlight w:val="none"/>
+        </w:rPr>
+      </w:r>
+      <w:r>
+        <w:rPr>
+          <w:color w:val="000000" w:themeColor="text1"/>
+          <w:sz w:val="22"/>
+          <w:szCs w:val="22"/>
+          <w:highlight w:val="none"/>
+        </w:rPr>
+      </w:r>
+    </w:p>
+    <w:p>
+      <w:pPr>
+        <w:pBdr/>
+        <w:spacing w:after="200"/>
+        <w:ind/>
+        <w:rPr>
+          <w:color w:val="000000" w:themeColor="text1"/>
+        </w:rPr>
+      </w:pPr>
       <w:r>
         <w:rPr>
           <w:color w:val="000000" w:themeColor="text1"/>
         </w:rPr>
       </w:r>
-      <w:r>
-        <w:rPr>
-          <w:color w:val="000000" w:themeColor="text1"/>
-        </w:rPr>
-      </w:r>
-    </w:p>
-    <w:p>
-      <w:pPr>
-        <w:pStyle w:val="889"/>
-        <w:numPr>
-          <w:ilvl w:val="0"/>
-          <w:numId w:val="2"/>
-        </w:numPr>
-        <w:pBdr/>
-        <w:spacing w:after="60"/>
-        <w:ind/>
-        <w:rPr>
-          <w:color w:val="000000" w:themeColor="text1"/>
-        </w:rPr>
-      </w:pPr>
-      <w:r>
-        <w:rPr>
-          <w:color w:val="000000" w:themeColor="text1"/>
-          <w:sz w:val="22"/>
-          <w:szCs w:val="22"/>
-        </w:rPr>
-        <w:t xml:space="preserve">Assignment of state diagram tasks to each member based on their respective user role.</w:t>
-      </w:r>
-      <w:r>
-        <w:rPr>
-          <w:color w:val="000000" w:themeColor="text1"/>
-        </w:rPr>
-      </w:r>
-      <w:r>
-        <w:rPr>
-          <w:color w:val="000000" w:themeColor="text1"/>
-        </w:rPr>
-      </w:r>
-    </w:p>
-    <w:p>
-      <w:pPr>
-        <w:pStyle w:val="889"/>
-        <w:numPr>
-          <w:ilvl w:val="0"/>
-          <w:numId w:val="2"/>
-        </w:numPr>
-        <w:pBdr/>
-        <w:spacing w:after="60"/>
-        <w:ind/>
-        <w:rPr>
-          <w:color w:val="000000" w:themeColor="text1"/>
-        </w:rPr>
-      </w:pPr>
-      <w:r>
-        <w:rPr>
-          <w:color w:val="000000" w:themeColor="text1"/>
-          <w:sz w:val="22"/>
-          <w:szCs w:val="22"/>
-        </w:rPr>
-        <w:t xml:space="preserve">Discussion of ERD diagram scope: entities, attributes, and relationships covering the full system.</w:t>
-      </w:r>
-      <w:r>
-        <w:rPr>
-          <w:color w:val="000000" w:themeColor="text1"/>
-        </w:rPr>
-      </w:r>
-      <w:r>
-        <w:rPr>
-          <w:color w:val="000000" w:themeColor="text1"/>
-        </w:rPr>
-      </w:r>
-    </w:p>
-    <w:p>
-      <w:pPr>
-        <w:pStyle w:val="889"/>
-        <w:numPr>
-          <w:ilvl w:val="0"/>
-          <w:numId w:val="2"/>
-        </w:numPr>
-        <w:pBdr/>
-        <w:spacing w:after="60"/>
-        <w:ind/>
-        <w:rPr>
-          <w:color w:val="000000" w:themeColor="text1"/>
-        </w:rPr>
-      </w:pPr>
-      <w:r>
-        <w:rPr>
-          <w:color w:val="000000" w:themeColor="text1"/>
-          <w:sz w:val="22"/>
-          <w:szCs w:val="22"/>
-        </w:rPr>
-        <w:t xml:space="preserve">Review and approval of the completed use case table added to the SRS document.</w:t>
-      </w:r>
-      <w:r>
-        <w:rPr>
-          <w:color w:val="000000" w:themeColor="text1"/>
-        </w:rPr>
-      </w:r>
-      <w:r>
-        <w:rPr>
-          <w:color w:val="000000" w:themeColor="text1"/>
-        </w:rPr>
-      </w:r>
-    </w:p>
-    <w:p>
-      <w:pPr>
-        <w:pStyle w:val="889"/>
-        <w:numPr>
-          <w:ilvl w:val="0"/>
-          <w:numId w:val="2"/>
-        </w:numPr>
-        <w:pBdr/>
-        <w:spacing w:after="60"/>
-        <w:ind/>
-        <w:rPr>
-          <w:color w:val="000000" w:themeColor="text1"/>
-        </w:rPr>
-      </w:pPr>
-      <w:r>
-        <w:rPr>
-          <w:color w:val="000000" w:themeColor="text1"/>
-          <w:sz w:val="22"/>
-          <w:szCs w:val="22"/>
-        </w:rPr>
-        <w:t xml:space="preserve">Planning for next project milestone: completion of state diagrams, ERD diagram, and further system design.</w:t>
-      </w:r>
-      <w:r>
-        <w:rPr>
-          <w:color w:val="000000" w:themeColor="text1"/>
-        </w:rPr>
-      </w:r>
-      <w:r>
-        <w:rPr>
-          <w:color w:val="000000" w:themeColor="text1"/>
-        </w:rPr>
-      </w:r>
-    </w:p>
-    <w:p>
-      <w:pPr>
-        <w:pBdr/>
-        <w:spacing w:after="200"/>
-        <w:ind/>
-        <w:rPr>
-          <w:color w:val="000000" w:themeColor="text1"/>
-        </w:rPr>
-      </w:pPr>
       <w:r>
         <w:rPr>
           <w:color w:val="000000" w:themeColor="text1"/>
@@ -1256,7 +1141,7 @@
           <w:sz w:val="22"/>
           <w:szCs w:val="22"/>
         </w:rPr>
-        <w:t xml:space="preserve">Each group member is responsible for producing a state diagram for their assigned user role.</w:t>
+        <w:t xml:space="preserve">Each group member is responsible for producing a sequence diagram for their assigned user role for every functional dependency.</w:t>
       </w:r>
       <w:r>
         <w:rPr>
@@ -1289,7 +1174,7 @@
           <w:sz w:val="22"/>
           <w:szCs w:val="22"/>
         </w:rPr>
-        <w:t xml:space="preserve">The ERD diagram will be produced as a single diagram covering the entire system and all its entities.</w:t>
+        <w:t xml:space="preserve">Bjorni and Bajram will do the class diagram.</w:t>
       </w:r>
       <w:r>
         <w:rPr>
@@ -1304,112 +1189,18 @@
     </w:p>
     <w:p>
       <w:pPr>
-        <w:pStyle w:val="889"/>
-        <w:numPr>
-          <w:ilvl w:val="0"/>
-          <w:numId w:val="3"/>
-        </w:numPr>
-        <w:pBdr/>
-        <w:spacing w:after="60"/>
+        <w:pBdr/>
+        <w:spacing w:after="200"/>
         <w:ind/>
         <w:rPr>
           <w:color w:val="000000" w:themeColor="text1"/>
         </w:rPr>
       </w:pPr>
-      <w:r>
-        <w:rPr>
-          <w:color w:val="000000" w:themeColor="text1"/>
-          <w:sz w:val="22"/>
-          <w:szCs w:val="22"/>
-        </w:rPr>
-        <w:t xml:space="preserve">The use case table in Section 5.1, which was missing from the previous document version, has been completed and added.</w:t>
-      </w:r>
       <w:r>
         <w:rPr>
           <w:color w:val="000000" w:themeColor="text1"/>
         </w:rPr>
       </w:r>
-      <w:r>
-        <w:rPr>
-          <w:color w:val="000000" w:themeColor="text1"/>
-        </w:rPr>
-      </w:r>
-    </w:p>
-    <w:p>
-      <w:pPr>
-        <w:pStyle w:val="889"/>
-        <w:numPr>
-          <w:ilvl w:val="0"/>
-          <w:numId w:val="3"/>
-        </w:numPr>
-        <w:pBdr/>
-        <w:spacing w:after="60"/>
-        <w:ind/>
-        <w:rPr>
-          <w:color w:val="000000" w:themeColor="text1"/>
-        </w:rPr>
-      </w:pPr>
-      <w:r>
-        <w:rPr>
-          <w:color w:val="000000" w:themeColor="text1"/>
-          <w:sz w:val="22"/>
-          <w:szCs w:val="22"/>
-        </w:rPr>
-        <w:t xml:space="preserve">State diagrams will represent the states and transitions of key objects within each user role.</w:t>
-      </w:r>
-      <w:r>
-        <w:rPr>
-          <w:color w:val="000000" w:themeColor="text1"/>
-        </w:rPr>
-      </w:r>
-      <w:r>
-        <w:rPr>
-          <w:color w:val="000000" w:themeColor="text1"/>
-        </w:rPr>
-      </w:r>
-    </w:p>
-    <w:p>
-      <w:pPr>
-        <w:pStyle w:val="889"/>
-        <w:numPr>
-          <w:ilvl w:val="0"/>
-          <w:numId w:val="3"/>
-        </w:numPr>
-        <w:pBdr/>
-        <w:spacing w:after="60"/>
-        <w:ind/>
-        <w:rPr>
-          <w:color w:val="000000" w:themeColor="text1"/>
-        </w:rPr>
-      </w:pPr>
-      <w:r>
-        <w:rPr>
-          <w:color w:val="000000" w:themeColor="text1"/>
-          <w:sz w:val="22"/>
-          <w:szCs w:val="22"/>
-        </w:rPr>
-        <w:t xml:space="preserve">Completed state diagrams and the ERD will be reviewed collectively at the next meeting.</w:t>
-      </w:r>
-      <w:r>
-        <w:rPr>
-          <w:color w:val="000000" w:themeColor="text1"/>
-        </w:rPr>
-      </w:r>
-      <w:r>
-        <w:rPr>
-          <w:color w:val="000000" w:themeColor="text1"/>
-        </w:rPr>
-      </w:r>
-    </w:p>
-    <w:p>
-      <w:pPr>
-        <w:pBdr/>
-        <w:spacing w:after="200"/>
-        <w:ind/>
-        <w:rPr>
-          <w:color w:val="000000" w:themeColor="text1"/>
-        </w:rPr>
-      </w:pPr>
       <w:r>
         <w:rPr>
           <w:color w:val="000000" w:themeColor="text1"/>
@@ -1462,6 +1253,11 @@
           <w:color w:val="000000" w:themeColor="text1"/>
         </w:rPr>
       </w:pPr>
+      <w:r>
+        <w:rPr>
+          <w:color w:val="000000" w:themeColor="text1"/>
+        </w:rPr>
+      </w:r>
       <w:r>
         <w:rPr>
           <w:color w:val="000000" w:themeColor="text1"/>
@@ -1761,7 +1557,7 @@
                 <w:sz w:val="22"/>
                 <w:szCs w:val="22"/>
               </w:rPr>
-              <w:t xml:space="preserve">Create state diagram for Administrator role.</w:t>
+              <w:t xml:space="preserve">Create sequence diagram for Administrator role. Fix ERD. Make class diagram.</w:t>
             </w:r>
             <w:r>
               <w:rPr>
@@ -1899,7 +1695,40 @@
                 <w:sz w:val="22"/>
                 <w:szCs w:val="22"/>
               </w:rPr>
-              <w:t xml:space="preserve">Create state diagram for Teacher role.</w:t>
+              <w:t xml:space="preserve">Create </w:t>
+            </w:r>
+            <w:r>
+              <w:rPr>
+                <w:color w:val="000000" w:themeColor="text1"/>
+                <w:sz w:val="22"/>
+                <w:szCs w:val="22"/>
+              </w:rPr>
+              <w:t xml:space="preserve">sequence </w:t>
+            </w:r>
+            <w:r/>
+            <w:r>
+              <w:rPr>
+                <w:color w:val="000000" w:themeColor="text1"/>
+                <w:sz w:val="22"/>
+                <w:szCs w:val="22"/>
+              </w:rPr>
+              <w:t xml:space="preserve">diagram for Teacher role. </w:t>
+            </w:r>
+            <w:r>
+              <w:rPr>
+                <w:color w:val="000000" w:themeColor="text1"/>
+                <w:sz w:val="22"/>
+                <w:szCs w:val="22"/>
+              </w:rPr>
+              <w:t xml:space="preserve">Make class diagram.</w:t>
+            </w:r>
+            <w:r/>
+            <w:r>
+              <w:rPr>
+                <w:color w:val="000000" w:themeColor="text1"/>
+                <w:sz w:val="22"/>
+                <w:szCs w:val="22"/>
+              </w:rPr>
             </w:r>
             <w:r>
               <w:rPr>
@@ -2037,7 +1866,24 @@
                 <w:sz w:val="22"/>
                 <w:szCs w:val="22"/>
               </w:rPr>
-              <w:t xml:space="preserve">Create state diagram for Student role.</w:t>
+              <w:t xml:space="preserve">Create </w:t>
+            </w:r>
+            <w:r>
+              <w:rPr>
+                <w:color w:val="000000" w:themeColor="text1"/>
+                <w:sz w:val="22"/>
+                <w:szCs w:val="22"/>
+              </w:rPr>
+              <w:t xml:space="preserve">sequence </w:t>
+            </w:r>
+            <w:r/>
+            <w:r>
+              <w:rPr>
+                <w:color w:val="000000" w:themeColor="text1"/>
+                <w:sz w:val="22"/>
+                <w:szCs w:val="22"/>
+              </w:rPr>
+              <w:t xml:space="preserve">diagram for Student role.</w:t>
             </w:r>
             <w:r>
               <w:rPr>
@@ -2175,7 +2021,24 @@
                 <w:sz w:val="22"/>
                 <w:szCs w:val="22"/>
               </w:rPr>
-              <w:t xml:space="preserve">Create state diagram for Finance Office role.</w:t>
+              <w:t xml:space="preserve">Create </w:t>
+            </w:r>
+            <w:r>
+              <w:rPr>
+                <w:color w:val="000000" w:themeColor="text1"/>
+                <w:sz w:val="22"/>
+                <w:szCs w:val="22"/>
+              </w:rPr>
+              <w:t xml:space="preserve">sequence </w:t>
+            </w:r>
+            <w:r/>
+            <w:r>
+              <w:rPr>
+                <w:color w:val="000000" w:themeColor="text1"/>
+                <w:sz w:val="22"/>
+                <w:szCs w:val="22"/>
+              </w:rPr>
+              <w:t xml:space="preserve">diagram for Finance Office role.</w:t>
             </w:r>
             <w:r>
               <w:rPr>
@@ -2313,7 +2176,24 @@
                 <w:sz w:val="22"/>
                 <w:szCs w:val="22"/>
               </w:rPr>
-              <w:t xml:space="preserve">Create state diagram for Dean role.</w:t>
+              <w:t xml:space="preserve">Create </w:t>
+            </w:r>
+            <w:r>
+              <w:rPr>
+                <w:color w:val="000000" w:themeColor="text1"/>
+                <w:sz w:val="22"/>
+                <w:szCs w:val="22"/>
+              </w:rPr>
+              <w:t xml:space="preserve">sequence </w:t>
+            </w:r>
+            <w:r/>
+            <w:r>
+              <w:rPr>
+                <w:color w:val="000000" w:themeColor="text1"/>
+                <w:sz w:val="22"/>
+                <w:szCs w:val="22"/>
+              </w:rPr>
+              <w:t xml:space="preserve">diagram for Dean role.</w:t>
             </w:r>
             <w:r>
               <w:rPr>
@@ -2451,7 +2331,24 @@
                 <w:sz w:val="22"/>
                 <w:szCs w:val="22"/>
               </w:rPr>
-              <w:t xml:space="preserve">Create state diagram for Registrar Office role.</w:t>
+              <w:t xml:space="preserve">Create </w:t>
+            </w:r>
+            <w:r>
+              <w:rPr>
+                <w:color w:val="000000" w:themeColor="text1"/>
+                <w:sz w:val="22"/>
+                <w:szCs w:val="22"/>
+              </w:rPr>
+              <w:t xml:space="preserve">sequence </w:t>
+            </w:r>
+            <w:r/>
+            <w:r>
+              <w:rPr>
+                <w:color w:val="000000" w:themeColor="text1"/>
+                <w:sz w:val="22"/>
+                <w:szCs w:val="22"/>
+              </w:rPr>
+              <w:t xml:space="preserve">diagram for Registrar Office role.</w:t>
             </w:r>
             <w:r>
               <w:rPr>
@@ -2589,7 +2486,24 @@
                 <w:sz w:val="22"/>
                 <w:szCs w:val="22"/>
               </w:rPr>
-              <w:t xml:space="preserve">Create state diagram for IT Support role.</w:t>
+              <w:t xml:space="preserve">Create </w:t>
+            </w:r>
+            <w:r>
+              <w:rPr>
+                <w:color w:val="000000" w:themeColor="text1"/>
+                <w:sz w:val="22"/>
+                <w:szCs w:val="22"/>
+              </w:rPr>
+              <w:t xml:space="preserve">sequence </w:t>
+            </w:r>
+            <w:r/>
+            <w:r>
+              <w:rPr>
+                <w:color w:val="000000" w:themeColor="text1"/>
+                <w:sz w:val="22"/>
+                <w:szCs w:val="22"/>
+              </w:rPr>
+              <w:t xml:space="preserve">diagram for IT Support role.</w:t>
             </w:r>
             <w:r>
               <w:rPr>
@@ -2604,129 +2518,6 @@
           </w:p>
         </w:tc>
       </w:tr>
-      <w:tr>
-        <w:trPr/>
-        <w:tc>
-          <w:tcPr>
-            <w:tcBorders>
-              <w:top w:val="single" w:color="aaaaaa" w:sz="1" w:space="0"/>
-              <w:left w:val="single" w:color="aaaaaa" w:sz="1" w:space="0"/>
-              <w:bottom w:val="single" w:color="aaaaaa" w:sz="1" w:space="0"/>
-              <w:right w:val="single" w:color="aaaaaa" w:sz="1" w:space="0"/>
-            </w:tcBorders>
-            <w:tcMar>
-              <w:left w:w="120" w:type="dxa"/>
-              <w:top w:w="80" w:type="dxa"/>
-              <w:right w:w="120" w:type="dxa"/>
-              <w:bottom w:w="80" w:type="dxa"/>
-            </w:tcMar>
-            <w:tcW w:w="2200" w:type="dxa"/>
-          </w:tcPr>
-          <w:p>
-            <w:pPr>
-              <w:pBdr/>
-              <w:spacing/>
-              <w:ind/>
-              <w:rPr>
-                <w:color w:val="000000" w:themeColor="text1"/>
-              </w:rPr>
-            </w:pPr>
-            <w:r>
-              <w:rPr>
-                <w:color w:val="000000" w:themeColor="text1"/>
-                <w:sz w:val="22"/>
-                <w:szCs w:val="22"/>
-              </w:rPr>
-              <w:t xml:space="preserve">All Members</w:t>
-            </w:r>
-            <w:r>
-              <w:rPr>
-                <w:color w:val="000000" w:themeColor="text1"/>
-              </w:rPr>
-            </w:r>
-          </w:p>
-        </w:tc>
-        <w:tc>
-          <w:tcPr>
-            <w:tcBorders>
-              <w:top w:val="single" w:color="aaaaaa" w:sz="1" w:space="0"/>
-              <w:left w:val="single" w:color="aaaaaa" w:sz="1" w:space="0"/>
-              <w:bottom w:val="single" w:color="aaaaaa" w:sz="1" w:space="0"/>
-              <w:right w:val="single" w:color="aaaaaa" w:sz="1" w:space="0"/>
-            </w:tcBorders>
-            <w:tcMar>
-              <w:left w:w="120" w:type="dxa"/>
-              <w:top w:w="80" w:type="dxa"/>
-              <w:right w:w="120" w:type="dxa"/>
-              <w:bottom w:w="80" w:type="dxa"/>
-            </w:tcMar>
-            <w:tcW w:w="2400" w:type="dxa"/>
-          </w:tcPr>
-          <w:p>
-            <w:pPr>
-              <w:pBdr/>
-              <w:spacing/>
-              <w:ind/>
-              <w:rPr>
-                <w:color w:val="000000" w:themeColor="text1"/>
-              </w:rPr>
-            </w:pPr>
-            <w:r>
-              <w:rPr>
-                <w:color w:val="000000" w:themeColor="text1"/>
-                <w:sz w:val="22"/>
-                <w:szCs w:val="22"/>
-              </w:rPr>
-              <w:t xml:space="preserve">Whole System</w:t>
-            </w:r>
-            <w:r>
-              <w:rPr>
-                <w:color w:val="000000" w:themeColor="text1"/>
-              </w:rPr>
-            </w:r>
-          </w:p>
-        </w:tc>
-        <w:tc>
-          <w:tcPr>
-            <w:tcBorders>
-              <w:top w:val="single" w:color="aaaaaa" w:sz="1" w:space="0"/>
-              <w:left w:val="single" w:color="aaaaaa" w:sz="1" w:space="0"/>
-              <w:bottom w:val="single" w:color="aaaaaa" w:sz="1" w:space="0"/>
-              <w:right w:val="single" w:color="aaaaaa" w:sz="1" w:space="0"/>
-            </w:tcBorders>
-            <w:tcMar>
-              <w:left w:w="120" w:type="dxa"/>
-              <w:top w:w="80" w:type="dxa"/>
-              <w:right w:w="120" w:type="dxa"/>
-              <w:bottom w:w="80" w:type="dxa"/>
-            </w:tcMar>
-            <w:tcW w:w="4760" w:type="dxa"/>
-          </w:tcPr>
-          <w:p>
-            <w:pPr>
-              <w:pBdr/>
-              <w:spacing/>
-              <w:ind/>
-              <w:rPr>
-                <w:color w:val="000000" w:themeColor="text1"/>
-              </w:rPr>
-            </w:pPr>
-            <w:r>
-              <w:rPr>
-                <w:color w:val="000000" w:themeColor="text1"/>
-                <w:sz w:val="22"/>
-                <w:szCs w:val="22"/>
-              </w:rPr>
-              <w:t xml:space="preserve">Create ERD diagram for the whole system.</w:t>
-            </w:r>
-            <w:r>
-              <w:rPr>
-                <w:color w:val="000000" w:themeColor="text1"/>
-              </w:rPr>
-            </w:r>
-          </w:p>
-        </w:tc>
-      </w:tr>
     </w:tbl>
     <w:p>
       <w:pPr>
@@ -2737,6 +2528,11 @@
           <w:color w:val="000000" w:themeColor="text1"/>
         </w:rPr>
       </w:pPr>
+      <w:r>
+        <w:rPr>
+          <w:color w:val="000000" w:themeColor="text1"/>
+        </w:rPr>
+      </w:r>
       <w:r>
         <w:rPr>
           <w:color w:val="000000" w:themeColor="text1"/>
@@ -2789,6 +2585,11 @@
           <w:color w:val="000000" w:themeColor="text1"/>
         </w:rPr>
       </w:pPr>
+      <w:r>
+        <w:rPr>
+          <w:color w:val="000000" w:themeColor="text1"/>
+        </w:rPr>
+      </w:r>
       <w:r>
         <w:rPr>
           <w:color w:val="000000" w:themeColor="text1"/>
@@ -2895,15 +2696,8 @@
             <w:r>
               <w:rPr>
                 <w:color w:val="000000" w:themeColor="text1"/>
-                <w:sz w:val="22"/>
-                <w:szCs w:val="22"/>
               </w:rPr>
-              <w:t xml:space="preserve">TBD</w:t>
-            </w:r>
-            <w:r>
-              <w:rPr>
-                <w:color w:val="000000" w:themeColor="text1"/>
-              </w:rPr>
+              <w:t xml:space="preserve">Not decided.</w:t>
             </w:r>
             <w:r>
               <w:rPr>
@@ -2994,12 +2788,7 @@
                 <w:sz w:val="22"/>
                 <w:szCs w:val="22"/>
               </w:rPr>
-              <w:t xml:space="preserve">Faculty A - Library</w:t>
-            </w:r>
-            <w:r>
-              <w:rPr>
-                <w:color w:val="000000" w:themeColor="text1"/>
-              </w:rPr>
+              <w:t xml:space="preserve">Home</w:t>
             </w:r>
             <w:r>
               <w:rPr>
@@ -3090,12 +2879,7 @@
                 <w:sz w:val="22"/>
                 <w:szCs w:val="22"/>
               </w:rPr>
-              <w:t xml:space="preserve">Review completed state diagrams and ERD diagram. </w:t>
-            </w:r>
-            <w:r>
-              <w:rPr>
-                <w:color w:val="000000" w:themeColor="text1"/>
-              </w:rPr>
+              <w:t xml:space="preserve">Make the new diagrams the teacher will request.</w:t>
             </w:r>
             <w:r>
               <w:rPr>
@@ -3106,6 +2890,15 @@
         </w:tc>
       </w:tr>
     </w:tbl>
+    <w:p>
+      <w:pPr>
+        <w:pBdr/>
+        <w:spacing/>
+        <w:ind/>
+        <w:rPr/>
+      </w:pPr>
+      <w:r/>
+    </w:p>
     <w:sectPr>
       <w:footnotePr/>
       <w:endnotePr/>
